--- a/assignments/assignment2_banking_disruption/Wang_Lester_Assignment2_Banking_Disruption_TESTED.docx
+++ b/assignments/assignment2_banking_disruption/Wang_Lester_Assignment2_Banking_Disruption_TESTED.docx
@@ -1118,7 +1118,7 @@
         <w:widowControl/>
       </w:pPr>
       <w:r>
-        <w:t>All four trials ran in separate ChatGPT conversations on 11 October 2026. Full prompts were pasted as text attachments and run without browsing. Captures were saved only after the UI showed completion. The complete original JSON and UI image files accompany this report.</w:t>
+        <w:t>All four trials ran in separate ChatGPT conversations on 11 October 2026. Full prompts were pasted as text attachments and run without browsing. Captures were saved only after the UI showed completion. Complete prompts, original JSON and run metadata accompany this report. UI screenshots were removed for privacy.</w:t>
       </w:r>
     </w:p>
     <w:p>
